--- a/Docs/Техническое_задание_1.1.docx
+++ b/Docs/Техническое_задание_1.1.docx
@@ -211,6 +211,314 @@
                 <w:lang w:val="ru-RU"/>
               </w:rPr>
               <w:t xml:space="preserve">Добавлено требование к оформлению страницы входа: фотография участка на весь экран, бордовый акцент, адаптация под телефон.</w:t>
+            </w:r>
+          </w:p>
+        </w:tc>
+        <w:tc>
+          <w:tcPr>
+            <w:tcW w:w="2268" w:type="dxa"/>
+          </w:tcPr>
+          <w:p>
+            <w:r>
+              <w:rPr>
+                <w:sz w:val="19"/>
+                <w:lang w:val="ru-RU"/>
+              </w:rPr>
+              <w:t xml:space="preserve">15.10.2026</w:t>
+            </w:r>
+          </w:p>
+        </w:tc>
+      </w:tr>
+      <w:tr>
+        <w:tc>
+          <w:tcPr>
+            <w:tcW w:w="2268" w:type="dxa"/>
+          </w:tcPr>
+          <w:p>
+            <w:r>
+              <w:rPr>
+                <w:sz w:val="19"/>
+                <w:lang w:val="ru-RU"/>
+              </w:rPr>
+              <w:t xml:space="preserve">ФТ-01, ФТ-32</w:t>
+            </w:r>
+          </w:p>
+        </w:tc>
+        <w:tc>
+          <w:tcPr>
+            <w:tcW w:w="5102" w:type="dxa"/>
+          </w:tcPr>
+          <w:p>
+            <w:r>
+              <w:rPr>
+                <w:sz w:val="19"/>
+                <w:lang w:val="ru-RU"/>
+              </w:rPr>
+              <w:t xml:space="preserve">Количество при загрузке; приём заказа списком деталей (формат по образцу заказчика)</w:t>
+            </w:r>
+          </w:p>
+        </w:tc>
+        <w:tc>
+          <w:tcPr>
+            <w:tcW w:w="2268" w:type="dxa"/>
+          </w:tcPr>
+          <w:p>
+            <w:r>
+              <w:rPr>
+                <w:sz w:val="19"/>
+                <w:lang w:val="ru-RU"/>
+              </w:rPr>
+              <w:t xml:space="preserve">15.10.2026</w:t>
+            </w:r>
+          </w:p>
+        </w:tc>
+      </w:tr>
+      <w:tr>
+        <w:tc>
+          <w:tcPr>
+            <w:tcW w:w="2268" w:type="dxa"/>
+          </w:tcPr>
+          <w:p>
+            <w:r>
+              <w:rPr>
+                <w:sz w:val="19"/>
+                <w:lang w:val="ru-RU"/>
+              </w:rPr>
+              <w:t xml:space="preserve">ФТ-04</w:t>
+            </w:r>
+          </w:p>
+        </w:tc>
+        <w:tc>
+          <w:tcPr>
+            <w:tcW w:w="5102" w:type="dxa"/>
+          </w:tcPr>
+          <w:p>
+            <w:r>
+              <w:rPr>
+                <w:sz w:val="19"/>
+                <w:lang w:val="ru-RU"/>
+              </w:rPr>
+              <w:t xml:space="preserve">Чтение чертежа ЕСКД: материал из основной надписи без слова «Материал», масса; радиусы — не посадки</w:t>
+            </w:r>
+          </w:p>
+        </w:tc>
+        <w:tc>
+          <w:tcPr>
+            <w:tcW w:w="2268" w:type="dxa"/>
+          </w:tcPr>
+          <w:p>
+            <w:r>
+              <w:rPr>
+                <w:sz w:val="19"/>
+                <w:lang w:val="ru-RU"/>
+              </w:rPr>
+              <w:t xml:space="preserve">15.10.2026</w:t>
+            </w:r>
+          </w:p>
+        </w:tc>
+      </w:tr>
+      <w:tr>
+        <w:tc>
+          <w:tcPr>
+            <w:tcW w:w="2268" w:type="dxa"/>
+          </w:tcPr>
+          <w:p>
+            <w:r>
+              <w:rPr>
+                <w:sz w:val="19"/>
+                <w:lang w:val="ru-RU"/>
+              </w:rPr>
+              <w:t xml:space="preserve">ФТ-06, ФТ-07, ФТ-08, ФТ-10, ФТ-11, ФТ-26 (новое)</w:t>
+            </w:r>
+          </w:p>
+        </w:tc>
+        <w:tc>
+          <w:tcPr>
+            <w:tcW w:w="5102" w:type="dxa"/>
+          </w:tcPr>
+          <w:p>
+            <w:r>
+              <w:rPr>
+                <w:sz w:val="19"/>
+                <w:lang w:val="ru-RU"/>
+              </w:rPr>
+              <w:t xml:space="preserve">Автоматический расчёт: балл, аналог (по технологии), станок назначает система, пересчёт времени приближённого аналога; технолог контролирует и корректирует</w:t>
+            </w:r>
+          </w:p>
+        </w:tc>
+        <w:tc>
+          <w:tcPr>
+            <w:tcW w:w="2268" w:type="dxa"/>
+          </w:tcPr>
+          <w:p>
+            <w:r>
+              <w:rPr>
+                <w:sz w:val="19"/>
+                <w:lang w:val="ru-RU"/>
+              </w:rPr>
+              <w:t xml:space="preserve">15.10.2026</w:t>
+            </w:r>
+          </w:p>
+        </w:tc>
+      </w:tr>
+      <w:tr>
+        <w:tc>
+          <w:tcPr>
+            <w:tcW w:w="2268" w:type="dxa"/>
+          </w:tcPr>
+          <w:p>
+            <w:r>
+              <w:rPr>
+                <w:sz w:val="19"/>
+                <w:lang w:val="ru-RU"/>
+              </w:rPr>
+              <w:t xml:space="preserve">ФТ-25, ФТ-27, ФТ-28 (новые), Д-4</w:t>
+            </w:r>
+          </w:p>
+        </w:tc>
+        <w:tc>
+          <w:tcPr>
+            <w:tcW w:w="5102" w:type="dxa"/>
+          </w:tcPr>
+          <w:p>
+            <w:r>
+              <w:rPr>
+                <w:sz w:val="19"/>
+                <w:lang w:val="ru-RU"/>
+              </w:rPr>
+              <w:t xml:space="preserve">Ведение журнала калибровки в системе: STEP+PDF, время каждой операции, ручные замеры, проверка и открытие файлов, 3D-просмотр</w:t>
+            </w:r>
+          </w:p>
+        </w:tc>
+        <w:tc>
+          <w:tcPr>
+            <w:tcW w:w="2268" w:type="dxa"/>
+          </w:tcPr>
+          <w:p>
+            <w:r>
+              <w:rPr>
+                <w:sz w:val="19"/>
+                <w:lang w:val="ru-RU"/>
+              </w:rPr>
+              <w:t xml:space="preserve">15.10.2026</w:t>
+            </w:r>
+          </w:p>
+        </w:tc>
+      </w:tr>
+      <w:tr>
+        <w:tc>
+          <w:tcPr>
+            <w:tcW w:w="2268" w:type="dxa"/>
+          </w:tcPr>
+          <w:p>
+            <w:r>
+              <w:rPr>
+                <w:sz w:val="19"/>
+                <w:lang w:val="ru-RU"/>
+              </w:rPr>
+              <w:t xml:space="preserve">ФТ-29 (новое), Д-5, п. 4.5</w:t>
+            </w:r>
+          </w:p>
+        </w:tc>
+        <w:tc>
+          <w:tcPr>
+            <w:tcW w:w="5102" w:type="dxa"/>
+          </w:tcPr>
+          <w:p>
+            <w:r>
+              <w:rPr>
+                <w:sz w:val="19"/>
+                <w:lang w:val="ru-RU"/>
+              </w:rPr>
+              <w:t xml:space="preserve">Справочник оборудования: характеристики, выполняемые операции, пробелы; оборудование вносят IT и технолог</w:t>
+            </w:r>
+          </w:p>
+        </w:tc>
+        <w:tc>
+          <w:tcPr>
+            <w:tcW w:w="2268" w:type="dxa"/>
+          </w:tcPr>
+          <w:p>
+            <w:r>
+              <w:rPr>
+                <w:sz w:val="19"/>
+                <w:lang w:val="ru-RU"/>
+              </w:rPr>
+              <w:t xml:space="preserve">15.10.2026</w:t>
+            </w:r>
+          </w:p>
+        </w:tc>
+      </w:tr>
+      <w:tr>
+        <w:tc>
+          <w:tcPr>
+            <w:tcW w:w="2268" w:type="dxa"/>
+          </w:tcPr>
+          <w:p>
+            <w:r>
+              <w:rPr>
+                <w:sz w:val="19"/>
+                <w:lang w:val="ru-RU"/>
+              </w:rPr>
+              <w:t xml:space="preserve">ФТ-18, ФТ-20, ФТ-21, ФТ-23, ФТ-30, ФТ-31 (новые), Д-7, Д-9, Д-10, п. 4.5.1, О-10, О-11, О-14</w:t>
+            </w:r>
+          </w:p>
+        </w:tc>
+        <w:tc>
+          <w:tcPr>
+            <w:tcW w:w="5102" w:type="dxa"/>
+          </w:tcPr>
+          <w:p>
+            <w:r>
+              <w:rPr>
+                <w:sz w:val="19"/>
+                <w:lang w:val="ru-RU"/>
+              </w:rPr>
+              <w:t xml:space="preserve">Учёт операций: окно специалиста, кнопки «Начал» / «Закончил», общие учётные записи специалистов, автоматические статусы, уведомления мастеру и следующему специалисту</w:t>
+            </w:r>
+          </w:p>
+        </w:tc>
+        <w:tc>
+          <w:tcPr>
+            <w:tcW w:w="2268" w:type="dxa"/>
+          </w:tcPr>
+          <w:p>
+            <w:r>
+              <w:rPr>
+                <w:sz w:val="19"/>
+                <w:lang w:val="ru-RU"/>
+              </w:rPr>
+              <w:t xml:space="preserve">15.10.2026</w:t>
+            </w:r>
+          </w:p>
+        </w:tc>
+      </w:tr>
+      <w:tr>
+        <w:tc>
+          <w:tcPr>
+            <w:tcW w:w="2268" w:type="dxa"/>
+          </w:tcPr>
+          <w:p>
+            <w:r>
+              <w:rPr>
+                <w:sz w:val="19"/>
+                <w:lang w:val="ru-RU"/>
+              </w:rPr>
+              <w:t xml:space="preserve">Раздел 11</w:t>
+            </w:r>
+          </w:p>
+        </w:tc>
+        <w:tc>
+          <w:tcPr>
+            <w:tcW w:w="5102" w:type="dxa"/>
+          </w:tcPr>
+          <w:p>
+            <w:r>
+              <w:rPr>
+                <w:sz w:val="19"/>
+                <w:lang w:val="ru-RU"/>
+              </w:rPr>
+              <w:t xml:space="preserve">Допущения 11–15</w:t>
             </w:r>
           </w:p>
         </w:tc>
@@ -2510,65 +2818,7 @@
                 <w:sz w:val="19"/>
                 <w:lang w:val="ru-RU"/>
               </w:rPr>
-              <w:t xml:space="preserve">Заказ состоит из позиций (до 50); для каждой позиции загружаются файл </w:t>
-            </w:r>
-            <w:r>
-              <w:rPr>
-                <w:sz w:val="19"/>
-              </w:rPr>
-              <w:t>STEP</w:t>
-            </w:r>
-            <w:r>
-              <w:rPr>
-                <w:sz w:val="19"/>
-                <w:lang w:val="ru-RU"/>
-              </w:rPr>
-              <w:t xml:space="preserve">, файл </w:t>
-            </w:r>
-            <w:r>
-              <w:rPr>
-                <w:sz w:val="19"/>
-              </w:rPr>
-              <w:t>PDF</w:t>
-            </w:r>
-            <w:r>
-              <w:rPr>
-                <w:sz w:val="19"/>
-                <w:lang w:val="ru-RU"/>
-              </w:rPr>
-              <w:t xml:space="preserve">, количество; заказу задаётся дата начала изготовления. Файлы принимают только форматы </w:t>
-            </w:r>
-            <w:r>
-              <w:rPr>
-                <w:sz w:val="19"/>
-              </w:rPr>
-              <w:t>STEP</w:t>
-            </w:r>
-            <w:r>
-              <w:rPr>
-                <w:sz w:val="19"/>
-                <w:lang w:val="ru-RU"/>
-              </w:rPr>
-              <w:t xml:space="preserve"> и </w:t>
-            </w:r>
-            <w:r>
-              <w:rPr>
-                <w:sz w:val="19"/>
-              </w:rPr>
-              <w:t>PDF</w:t>
-            </w:r>
-            <w:r>
-              <w:rPr>
-                <w:sz w:val="19"/>
-                <w:lang w:val="ru-RU"/>
-              </w:rPr>
-              <w:t xml:space="preserve">; остальные отклоняются с сообщением. </w:t>
-            </w:r>
-            <w:r>
-              <w:rPr>
-                <w:sz w:val="19"/>
-              </w:rPr>
-              <w:t>Загружает файлы и вводит количество и дату мастер.</w:t>
+              <w:t xml:space="preserve">Заказ состоит из позиций (до 50); для каждой позиции загружаются файл STEP, файл PDF и количество. Количество задаётся при загрузке (одно для загружаемых позиций) и при необходимости изменяется по позиции в карточке заказа; заказу задаётся дата начала изготовления. Файлы принимают только форматы STEP и PDF; остальные отклоняются с сообщением. Загружает файлы и вводит количество и дату мастер. Приём заказа списком деталей — ФТ-32.</w:t>
             </w:r>
           </w:p>
         </w:tc>
@@ -2587,7 +2837,7 @@
                 <w:sz w:val="19"/>
                 <w:lang w:val="ru-RU"/>
               </w:rPr>
-              <w:t>Тест: заказ из 50 позиций принимается; заказ из 51 позиции — отказ; файл другого формата — сообщение об ошибке.</w:t>
+              <w:t xml:space="preserve">Тест: заказ из 50 позиций принимается; заказ из 51 позиции — отказ; файл другого формата — сообщение об ошибке; количество, введённое при загрузке, попадает в позиции.</w:t>
             </w:r>
           </w:p>
         </w:tc>
@@ -2811,33 +3061,7 @@
                 <w:sz w:val="19"/>
                 <w:lang w:val="ru-RU"/>
               </w:rPr>
-              <w:t xml:space="preserve">Чертёж </w:t>
-            </w:r>
-            <w:r>
-              <w:rPr>
-                <w:sz w:val="19"/>
-              </w:rPr>
-              <w:t>PDF</w:t>
-            </w:r>
-            <w:r>
-              <w:rPr>
-                <w:sz w:val="19"/>
-                <w:lang w:val="ru-RU"/>
-              </w:rPr>
-              <w:t xml:space="preserve"> — главный документ работы; технолог может открыть его из карточки позиции. Из </w:t>
-            </w:r>
-            <w:r>
-              <w:rPr>
-                <w:sz w:val="19"/>
-              </w:rPr>
-              <w:t>PDF</w:t>
-            </w:r>
-            <w:r>
-              <w:rPr>
-                <w:sz w:val="19"/>
-                <w:lang w:val="ru-RU"/>
-              </w:rPr>
-              <w:t xml:space="preserve"> система считывает материал, квалитеты и допуски, резьбы. Не менее 85% полей считывается верно на реальных чертежах участка; непрочитанные поля технолог вводит вручную.</w:t>
+              <w:t xml:space="preserve">Чертёж PDF — главный документ работы; технолог открывает его по кнопке из карточки позиции. Чертёж выполнен по ЕСКД: материал указан в основной надписи (штампе) внизу листа без слова «Материал» (например, «Полиацеталь ПОМ-С белый»). Из PDF система считывает материал, квалитеты и допуски (по посадкам и неуказанным предельным отклонениям; радиусы R не являются посадками), резьбы и массу. Не менее 85% полей считывается верно на реальных чертежах участка; непрочитанные поля технолог вводит вручную.</w:t>
             </w:r>
           </w:p>
         </w:tc>
@@ -2943,7 +3167,7 @@
                 <w:sz w:val="19"/>
                 <w:lang w:val="ru-RU"/>
               </w:rPr>
-              <w:t>Балл сложности детали по шкале сложности из справочника назначает технолог.</w:t>
+              <w:t xml:space="preserve">Балл сложности по шкале сложности из справочника система оценивает автоматически: по наиболее точному квалитету (IT6 и точнее — 5; IT7 — 4; IT8–IT9 — 3; IT10–IT11 — 2; грубее — 1) и числу резьб (5 и более — плюс 1, не выше 5). Технолог при необходимости изменяет балл; балл, заданный технологом, при пересчёте не меняется.</w:t>
             </w:r>
           </w:p>
         </w:tc>
@@ -2962,7 +3186,7 @@
                 <w:sz w:val="19"/>
                 <w:lang w:val="ru-RU"/>
               </w:rPr>
-              <w:t xml:space="preserve">Тест: без балла расчёт позиции не завершается; шкала — лист «Шкала сложности» справочника.</w:t>
+              <w:t xml:space="preserve">Тест: балл оценивается при загрузке; балл технолога сохраняется при пересчёте; шкала — лист «Шкала сложности» справочника.</w:t>
             </w:r>
           </w:p>
         </w:tc>
@@ -2991,15 +3215,7 @@
                 <w:sz w:val="19"/>
                 <w:lang w:val="ru-RU"/>
               </w:rPr>
-              <w:t xml:space="preserve">Система подбирает аналог из журнала калибровки по признакам: сложность (балл по шкале); квалитеты точности (допуски), которые должны быть подобными; габариты — каждый размер детали в пределах ±10 мм от размера </w:t>
-              <w:lastRenderedPageBreak/>
-              <w:t xml:space="preserve">аналога; материал. Подходящие аналоги показываются технологу с признаками сходства, выбор подтверждает технолог. </w:t>
-            </w:r>
-            <w:r>
-              <w:rPr>
-                <w:sz w:val="19"/>
-              </w:rPr>
-              <w:t>Пользователь видит выбранный аналог.</w:t>
+              <w:t xml:space="preserve">Аналог выбирает система. Сначала ищется строгий аналог в журнале калибровки по признакам: технология обработки (фрезерная / токарная); сложность (балл по шкале); квалитеты точности — подобные (отличие не более одного квалитета); габариты — каждый размер в пределах ±10 мм; материал. Если строгого аналога нет, выбирается ближайшая деталь журнала той же технологии обработки (по сложности, квалитету, габаритам и группе материала); её время пересчитывается (ФТ-11), расчёт помечается «аналог подобран по технологии, время пересчитано». Признаки сходства показываются технологу; технолог может выбрать другой аналог.</w:t>
             </w:r>
           </w:p>
         </w:tc>
@@ -3018,8 +3234,7 @@
                 <w:sz w:val="19"/>
                 <w:lang w:val="ru-RU"/>
               </w:rPr>
-              <w:lastRenderedPageBreak/>
-              <w:t xml:space="preserve">Тест на журнале из 9 деталей: аналог, предложенный системой, находится среди подходящих по условиям ±10 мм; сравнение с выбором технолога.</w:t>
+              <w:t xml:space="preserve">Тест: при наличии строгого аналога выбирается он; иначе — ближайший той же технологии с пометкой; токарная деталь не берётся аналогом фрезерной; выбор технолога сохраняется.</w:t>
             </w:r>
           </w:p>
         </w:tc>
@@ -3053,20 +3268,7 @@
                 <w:sz w:val="19"/>
                 <w:lang w:val="ru-RU"/>
               </w:rPr>
-              <w:t xml:space="preserve">Если аналога нет, технолог вводит время этапов вручную; </w:t>
-            </w:r>
-            <w:r>
-              <w:rPr>
-                <w:sz w:val="19"/>
-              </w:rPr>
-              <w:t>k</w:t>
-            </w:r>
-            <w:r>
-              <w:rPr>
-                <w:sz w:val="19"/>
-                <w:lang w:val="ru-RU"/>
-              </w:rPr>
-              <w:t xml:space="preserve"> не применяется (равен 1); расчёт помечается «ориентировочно».</w:t>
+              <w:t xml:space="preserve">Если в журнале нет деталей той же технологии обработки, технолог вводит время этапов вручную; k не применяется (равен 1); расчёт помечается «ориентировочно».</w:t>
             </w:r>
           </w:p>
         </w:tc>
@@ -3168,13 +3370,7 @@
                 <w:sz w:val="19"/>
                 <w:lang w:val="ru-RU"/>
               </w:rPr>
-              <w:t xml:space="preserve">Система определяет допустимые станки по габаритам рабочей зоны и технологии и предлагает станок, на котором аналог делался ранее. </w:t>
-            </w:r>
-            <w:r>
-              <w:rPr>
-                <w:sz w:val="19"/>
-              </w:rPr>
-              <w:t>Станок назначает технолог.</w:t>
+              <w:t xml:space="preserve">Система определяет допустимые станки по габаритам рабочей зоны и выполняемым операциям (ФТ-29) и назначает станок: станок строгого аналога; иначе — основной станок технологии (фрезерная — Haas VF-2, токарная — Haas ST-20Y; задаётся параметром); иначе — любой допустимый. Технолог может переназначить станок; назначение технолога при пересчёте не меняется.</w:t>
             </w:r>
           </w:p>
         </w:tc>
@@ -3193,7 +3389,7 @@
                 <w:sz w:val="19"/>
                 <w:lang w:val="ru-RU"/>
               </w:rPr>
-              <w:t>Тест: станок, не вмещающий деталь, не предлагается; назначение технологом сохраняется.</w:t>
+              <w:t xml:space="preserve">Тест: станок, не вмещающий деталь, не назначается; фрезерная деталь без строгого аналога — VF-2; переназначение технологом сохраняется.</w:t>
             </w:r>
           </w:p>
         </w:tc>
@@ -3227,20 +3423,7 @@
                 <w:sz w:val="19"/>
                 <w:lang w:val="ru-RU"/>
               </w:rPr>
-              <w:t xml:space="preserve">Расчётное время этапа определяется по аналогу; если новая деталь отличается от аналога по сложности, время корректирует технолог (решение заказчика) с указанием причины, правка сохраняется в истории. Плановое время этапа = расчётное × </w:t>
-            </w:r>
-            <w:r>
-              <w:rPr>
-                <w:sz w:val="19"/>
-              </w:rPr>
-              <w:t>k</w:t>
-            </w:r>
-            <w:r>
-              <w:rPr>
-                <w:sz w:val="19"/>
-                <w:lang w:val="ru-RU"/>
-              </w:rPr>
-              <w:t xml:space="preserve"> группы этапов (станочная: наладка и обработка; слесарно-финишная). Наладка считается один раз на партию, остальные этапы — на штуку или разово согласно журналу.</w:t>
+              <w:t xml:space="preserve">Расчётное время этапа определяется по аналогу; если новая деталь отличается от аналога, время корректирует технолог с указанием причины, правка сохраняется в истории. Для аналога, подобранного по технологии, система пересчитывает время: резка, обработка, слесарная и финишная — пропорционально (объём габарита)^(2/3); обработка — также на обрабатываемость материала (пластик 0,6; алюминиевые сплавы 1,0; сталь 1,6; нержавеющая сталь 2,2; титановые сплавы 3,0); программирование, обработка, слесарная и финишная — на разницу сложности (25% за балл); наладка и контроль не пересчитываются. Плановое время этапа = расчётное × k группы этапов (станочная: наладка и обработка; слесарно-финишная). Наладка считается один раз на партию, остальные этапы — на штуку или разово согласно журналу.</w:t>
             </w:r>
           </w:p>
         </w:tc>
@@ -3259,20 +3442,7 @@
                 <w:sz w:val="19"/>
                 <w:lang w:val="ru-RU"/>
               </w:rPr>
-              <w:t xml:space="preserve">Тест: для эталонной детали плановое время = (время аналога с правкой технолога) × </w:t>
-            </w:r>
-            <w:r>
-              <w:rPr>
-                <w:sz w:val="19"/>
-              </w:rPr>
-              <w:t>k</w:t>
-            </w:r>
-            <w:r>
-              <w:rPr>
-                <w:sz w:val="19"/>
-                <w:lang w:val="ru-RU"/>
-              </w:rPr>
-              <w:t>; правка и причина в истории.</w:t>
+              <w:t xml:space="preserve">Тест: для эталонной детали плановое время = (время аналога с правкой технолога) × k; пересчёт времени приближённого аналога сверяется вручную; правка и причина в истории.</w:t>
             </w:r>
           </w:p>
         </w:tc>
@@ -3699,7 +3869,7 @@
                 <w:sz w:val="19"/>
                 <w:lang w:val="ru-RU"/>
               </w:rPr>
-              <w:t>Статусы позиции: расчёт; проверка технолога; ожидает утверждения; утверждена; изготовление на станке (включая резку); слесарно-финишная обработка; внутренний контроль; завершена. Заказ завершён, когда завершены все позиции. Переходы идут по порядку списка; возврат начальником участка — в статус «проверка технолога».</w:t>
+              <w:t xml:space="preserve">Статусы позиции: расчёт; проверка технолога; ожидает утверждения; утверждена; изготовление на станке (включая резку); слесарно-финишная обработка; внутренний контроль; завершена. Заказ завершён, когда завершены все позиции. Переходы идут по порядку списка; возврат начальником участка — в статус «проверка технолога». После утверждения статусы меняются автоматически по выполнению операций (ФТ-30, ФТ-31): начало первой операции — «изготовление на станке», окончание станочной группы — «слесарно-финишная обработка», её окончание — «внутренний контроль», окончание контроля — «завершена».</w:t>
             </w:r>
           </w:p>
         </w:tc>
@@ -3718,7 +3888,7 @@
                 <w:sz w:val="19"/>
                 <w:lang w:val="ru-RU"/>
               </w:rPr>
-              <w:t>Тест: прохождение позицией всех статусов; недопустимый переход отклоняется.</w:t>
+              <w:t xml:space="preserve">Тест: прохождение позицией всех статусов по кнопкам специалистов; недопустимый переход отклоняется.</w:t>
             </w:r>
           </w:p>
         </w:tc>
@@ -3805,7 +3975,7 @@
                 <w:sz w:val="19"/>
                 <w:lang w:val="ru-RU"/>
               </w:rPr>
-              <w:t>Факт фиксируется на уровне партии по окончании групп этапов: окончание станочной группы отмечает оператор нажатием кнопки; окончание слесарно-финишной обработки и внутреннего контроля вносит мастер.</w:t>
+              <w:t xml:space="preserve">Факт фиксируется по каждой операции позиции кнопками «Начал» и «Закончил» в окне специалиста (ФТ-31): наладку и обработку на станках с ЧПУ отмечает оператор, резку — заготовитель, слесарную и финишную — слесарь, внутренний контроль — контролёр; мастер может отметить любую операцию. Окончание группы операций (станочная: наладка и обработка; слесарно-финишная; контроль) записывается как факт группы.</w:t>
             </w:r>
           </w:p>
         </w:tc>
@@ -3824,20 +3994,7 @@
                 <w:sz w:val="19"/>
                 <w:lang w:val="ru-RU"/>
               </w:rPr>
-              <w:t xml:space="preserve">Тест: оператор и мастер вносят отметки по своим группам этапов. Идентификация оператора на </w:t>
-            </w:r>
-            <w:r>
-              <w:rPr>
-                <w:sz w:val="19"/>
-              </w:rPr>
-              <w:t>MVP</w:t>
-            </w:r>
-            <w:r>
-              <w:rPr>
-                <w:sz w:val="19"/>
-                <w:lang w:val="ru-RU"/>
-              </w:rPr>
-              <w:t xml:space="preserve"> не требуется (решение заказчика).</w:t>
+              <w:t xml:space="preserve">Тест: каждый специалист отмечает свои операции; операции другой специальности недоступны.</w:t>
             </w:r>
           </w:p>
         </w:tc>
@@ -3866,26 +4023,7 @@
                 <w:sz w:val="19"/>
                 <w:lang w:val="ru-RU"/>
               </w:rPr>
-              <w:t xml:space="preserve">Длительность группы этапов измеряется в рабочих часах по рабочему графику от момента возможного начала до отмеченного окончания. Для станочной группы возможное начало — более позднее из двух: дата начала заказа и окончание предыдущей работы на станке; для слесарно-финишной — окончание станочной группы той же партии. Ожидание и нерабочее время не входят. Контроль — отдельная отметка, </w:t>
-            </w:r>
-            <w:r>
-              <w:rPr>
-                <w:sz w:val="19"/>
-              </w:rPr>
-              <w:t>k</w:t>
-            </w:r>
-            <w:r>
-              <w:rPr>
-                <w:sz w:val="19"/>
-                <w:lang w:val="ru-RU"/>
-              </w:rPr>
-              <w:t xml:space="preserve"> для него не определяется. </w:t>
-            </w:r>
-            <w:r>
-              <w:rPr>
-                <w:sz w:val="19"/>
-              </w:rPr>
-              <w:t>Фактическая себестоимость = фактическое время × те же ставки.</w:t>
+              <w:t xml:space="preserve">Длительность операции измеряется в рабочих часах по рабочему графику от нажатия «Начал» до «Закончил» (наладка и обработка — график станка 6 ч, остальные — 8 ч); ожидание и нерабочее время не входят. Факт группы — сумма длительностей её операций; по станочной и слесарно-финишной группам он становится замером для k. Контроль — отдельная операция, k для него не определяется. Фактическая себестоимость = фактическое время × те же ставки.</w:t>
             </w:r>
           </w:p>
         </w:tc>
@@ -3904,7 +4042,7 @@
                 <w:sz w:val="19"/>
                 <w:lang w:val="ru-RU"/>
               </w:rPr>
-              <w:t>Тест на сценариях через выходные и ночь: длительность в рабочих часах совпадает с ручным расчётом.</w:t>
+              <w:t xml:space="preserve">Тест на сценариях через выходные и ночь: длительность в рабочих часах совпадает с ручным расчётом; замер группы равен сумме операций.</w:t>
             </w:r>
           </w:p>
         </w:tc>
@@ -3991,7 +4129,7 @@
                 <w:sz w:val="19"/>
                 <w:lang w:val="ru-RU"/>
               </w:rPr>
-              <w:t xml:space="preserve">Мастер получает уведомления о плановом окончании этапов: изготовлено на станке; пройдена слесарно-финишная обработка; пройден внутренний контроль. Уведомление отображается мастеру в системе в момент планового окончания этапа.</w:t>
+              <w:t xml:space="preserve">Уведомления отображаются в системе: мастеру — о плановом окончании этапов (изготовлено на станке; пройдена слесарно-финишная обработка; пройден внутренний контроль) и о каждой выполненной операции с фактическим и плановым временем (превышение плана отмечается); специалисту следующей операции — «можно начинать».</w:t>
             </w:r>
           </w:p>
         </w:tc>
@@ -4010,7 +4148,7 @@
                 <w:sz w:val="19"/>
                 <w:lang w:val="ru-RU"/>
               </w:rPr>
-              <w:t>Тест: уведомление появляется у мастера по каждому событию.</w:t>
+              <w:t xml:space="preserve">Тест: уведомление появляется у мастера по каждому событию и у следующего специалиста.</w:t>
             </w:r>
           </w:p>
         </w:tc>
@@ -4124,46 +4262,7 @@
                 <w:sz w:val="19"/>
                 <w:lang w:val="ru-RU"/>
               </w:rPr>
-              <w:t xml:space="preserve">Справочники: оборудование (модель, вид, габариты рабочей зоны, стойка, точность, мощность, рабочий график), ставки, шкала сложности, журнал калибровки. Первичную загрузку журнала из </w:t>
-            </w:r>
-            <w:r>
-              <w:rPr>
-                <w:sz w:val="19"/>
-              </w:rPr>
-              <w:t>Excel</w:t>
-            </w:r>
-            <w:r>
-              <w:rPr>
-                <w:sz w:val="19"/>
-                <w:lang w:val="ru-RU"/>
-              </w:rPr>
-              <w:t xml:space="preserve"> выполняет </w:t>
-            </w:r>
-            <w:r>
-              <w:rPr>
-                <w:sz w:val="19"/>
-              </w:rPr>
-              <w:t>IT</w:t>
-            </w:r>
-            <w:r>
-              <w:rPr>
-                <w:sz w:val="19"/>
-                <w:lang w:val="ru-RU"/>
-              </w:rPr>
-              <w:t xml:space="preserve">, дальше журнал ведёт технолог; ставки изменяет </w:t>
-            </w:r>
-            <w:r>
-              <w:rPr>
-                <w:sz w:val="19"/>
-              </w:rPr>
-              <w:t>IT</w:t>
-            </w:r>
-            <w:r>
-              <w:rPr>
-                <w:sz w:val="19"/>
-                <w:lang w:val="ru-RU"/>
-              </w:rPr>
-              <w:t>.</w:t>
+              <w:t xml:space="preserve">Справочники: оборудование (ФТ-29), ставки, шкала сложности, журнал калибровки (ФТ-27, ФТ-28). Первичную загрузку журнала из Excel выполняет IT, дальше журнал ведёт технолог в системе; ставки изменяет IT; оборудование вносят IT и технолог.</w:t>
             </w:r>
           </w:p>
         </w:tc>
@@ -4182,7 +4281,385 @@
                 <w:sz w:val="19"/>
                 <w:lang w:val="ru-RU"/>
               </w:rPr>
-              <w:t>Тест: загрузка журнала из 9 деталей — все записи видны; роли соблюдаются.</w:t>
+              <w:t xml:space="preserve">Тест: загрузка журнала из 9 деталей — все записи видны; роли соблюдаются.</w:t>
+            </w:r>
+          </w:p>
+        </w:tc>
+      </w:tr>
+      <w:tr>
+        <w:tc>
+          <w:tcPr>
+            <w:tcW w:w="794" w:type="dxa"/>
+          </w:tcPr>
+          <w:p>
+            <w:r>
+              <w:rPr>
+                <w:sz w:val="19"/>
+                <w:lang w:val="ru-RU"/>
+              </w:rPr>
+              <w:t xml:space="preserve">ФТ-26</w:t>
+            </w:r>
+          </w:p>
+        </w:tc>
+        <w:tc>
+          <w:tcPr>
+            <w:tcW w:w="5329" w:type="dxa"/>
+          </w:tcPr>
+          <w:p>
+            <w:pPr>
+              <w:rPr>
+                <w:lang w:val="ru-RU"/>
+              </w:rPr>
+            </w:pPr>
+            <w:r>
+              <w:rPr>
+                <w:sz w:val="19"/>
+                <w:lang w:val="ru-RU"/>
+              </w:rPr>
+              <w:t xml:space="preserve">Расчёт формируется автоматически: после загрузки позиции и после каждого изменения (количество, данные детали, балл, аналог, маршрут, станок) система выполняет балл сложности (ФТ-06), аналог (ФТ-07), маршрут и время (ФТ-09, ФТ-11), станок (ФТ-10) и себестоимость (ФТ-13); позиция переходит в статус «проверка технолога». Технолог контролирует расчёт и при необходимости корректирует; его решения при пересчёте сохраняются. Замечания системы (не прочитан материал, нет пары файлов, нет станка) показываются в карточке позиции.</w:t>
+            </w:r>
+          </w:p>
+        </w:tc>
+        <w:tc>
+          <w:tcPr>
+            <w:tcW w:w="3515" w:type="dxa"/>
+          </w:tcPr>
+          <w:p>
+            <w:pPr>
+              <w:rPr>
+                <w:lang w:val="ru-RU"/>
+              </w:rPr>
+            </w:pPr>
+            <w:r>
+              <w:rPr>
+                <w:sz w:val="19"/>
+                <w:lang w:val="ru-RU"/>
+              </w:rPr>
+              <w:t xml:space="preserve">Тест: после загрузки позиция рассчитана без действий технолога; изменение количества пересчитывает расчёт; правка технолога не перезаписывается.</w:t>
+            </w:r>
+          </w:p>
+        </w:tc>
+      </w:tr>
+      <w:tr>
+        <w:tc>
+          <w:tcPr>
+            <w:tcW w:w="794" w:type="dxa"/>
+          </w:tcPr>
+          <w:p>
+            <w:r>
+              <w:rPr>
+                <w:sz w:val="19"/>
+                <w:lang w:val="ru-RU"/>
+              </w:rPr>
+              <w:t xml:space="preserve">ФТ-27</w:t>
+            </w:r>
+          </w:p>
+        </w:tc>
+        <w:tc>
+          <w:tcPr>
+            <w:tcW w:w="5329" w:type="dxa"/>
+          </w:tcPr>
+          <w:p>
+            <w:pPr>
+              <w:rPr>
+                <w:lang w:val="ru-RU"/>
+              </w:rPr>
+            </w:pPr>
+            <w:r>
+              <w:rPr>
+                <w:sz w:val="19"/>
+                <w:lang w:val="ru-RU"/>
+              </w:rPr>
+              <w:t xml:space="preserve">Технолог ведёт журнал калибровки в системе: добавляет деталь по паре STEP+PDF (характеристики считываются из файлов, время операций предлагается по аналогу), изменяет характеристики и время каждой операции (на штуку / на партию / разово; пустое время — операции нет в маршруте), вносит замеры факта вручную, удаляет деталь; рассчитанную позицию можно внести в журнал. Изменения сохраняются в истории с причиной.</w:t>
+            </w:r>
+          </w:p>
+        </w:tc>
+        <w:tc>
+          <w:tcPr>
+            <w:tcW w:w="3515" w:type="dxa"/>
+          </w:tcPr>
+          <w:p>
+            <w:pPr>
+              <w:rPr>
+                <w:lang w:val="ru-RU"/>
+              </w:rPr>
+            </w:pPr>
+            <w:r>
+              <w:rPr>
+                <w:sz w:val="19"/>
+                <w:lang w:val="ru-RU"/>
+              </w:rPr>
+              <w:t xml:space="preserve">Тест: добавление по STEP+PDF, правка времени операций, ручной замер пересчитывает k, запись в истории.</w:t>
+            </w:r>
+          </w:p>
+        </w:tc>
+      </w:tr>
+      <w:tr>
+        <w:tc>
+          <w:tcPr>
+            <w:tcW w:w="794" w:type="dxa"/>
+          </w:tcPr>
+          <w:p>
+            <w:r>
+              <w:rPr>
+                <w:sz w:val="19"/>
+                <w:lang w:val="ru-RU"/>
+              </w:rPr>
+              <w:t xml:space="preserve">ФТ-28</w:t>
+            </w:r>
+          </w:p>
+        </w:tc>
+        <w:tc>
+          <w:tcPr>
+            <w:tcW w:w="5329" w:type="dxa"/>
+          </w:tcPr>
+          <w:p>
+            <w:pPr>
+              <w:rPr>
+                <w:lang w:val="ru-RU"/>
+              </w:rPr>
+            </w:pPr>
+            <w:r>
+              <w:rPr>
+                <w:sz w:val="19"/>
+                <w:lang w:val="ru-RU"/>
+              </w:rPr>
+              <w:t xml:space="preserve">У каждой детали журнала хранятся её STEP и PDF; чертёж открывается по кнопке в браузере, модель STEP — во встроенном 3D-просмотре (вращение, стандартные виды, габариты) без передачи во внешние сервисы. Система проверяет файлы: наличие, читаемость, совпадение имени и децимального номера в основной надписи с обозначением детали; нечитаемые файлы не принимаются, несовпадение показывается предупреждением; детали без исправных файлов отмечаются в журнале.</w:t>
+            </w:r>
+          </w:p>
+        </w:tc>
+        <w:tc>
+          <w:tcPr>
+            <w:tcW w:w="3515" w:type="dxa"/>
+          </w:tcPr>
+          <w:p>
+            <w:pPr>
+              <w:rPr>
+                <w:lang w:val="ru-RU"/>
+              </w:rPr>
+            </w:pPr>
+            <w:r>
+              <w:rPr>
+                <w:sz w:val="19"/>
+                <w:lang w:val="ru-RU"/>
+              </w:rPr>
+              <w:t xml:space="preserve">Тест: файлы открываются по кнопкам; повреждённый файл отклонён; файл другой детали — предупреждение; инспекция: при просмотре нет внешних соединений.</w:t>
+            </w:r>
+          </w:p>
+        </w:tc>
+      </w:tr>
+      <w:tr>
+        <w:tc>
+          <w:tcPr>
+            <w:tcW w:w="794" w:type="dxa"/>
+          </w:tcPr>
+          <w:p>
+            <w:r>
+              <w:rPr>
+                <w:sz w:val="19"/>
+                <w:lang w:val="ru-RU"/>
+              </w:rPr>
+              <w:t xml:space="preserve">ФТ-29</w:t>
+            </w:r>
+          </w:p>
+        </w:tc>
+        <w:tc>
+          <w:tcPr>
+            <w:tcW w:w="5329" w:type="dxa"/>
+          </w:tcPr>
+          <w:p>
+            <w:pPr>
+              <w:rPr>
+                <w:lang w:val="ru-RU"/>
+              </w:rPr>
+            </w:pPr>
+            <w:r>
+              <w:rPr>
+                <w:sz w:val="19"/>
+                <w:lang w:val="ru-RU"/>
+              </w:rPr>
+              <w:t xml:space="preserve">IT и технолог добавляют оборудование и изменяют его характеристики: модель, вид, ЧПУ, рабочая зона, стойка, точность, мощность, число осей, обороты шпинделя, магазин инструментов, максимальная масса заготовки, размер стола, инвентарный номер, часы в смену, выполняемые операции. Перечень операций: резка заготовки (заготовительная), наладка, фрезерная, токарная, слесарная, финишная, внутренний контроль. Раскладка: Haas VF-2, Haas Super Mini Mill, Mintech V6, Волжанин-1 — наладка и фрезерная; Haas ST-20Y — наладка и токарная; Holzmann BS275TOP — резка заготовки; AKB 1000 PRO — слесарная и финишная. Незаполненные важные характеристики показываются как пробелы.</w:t>
+            </w:r>
+          </w:p>
+        </w:tc>
+        <w:tc>
+          <w:tcPr>
+            <w:tcW w:w="3515" w:type="dxa"/>
+          </w:tcPr>
+          <w:p>
+            <w:pPr>
+              <w:rPr>
+                <w:lang w:val="ru-RU"/>
+              </w:rPr>
+            </w:pPr>
+            <w:r>
+              <w:rPr>
+                <w:sz w:val="19"/>
+                <w:lang w:val="ru-RU"/>
+              </w:rPr>
+              <w:t xml:space="preserve">Тест: добавление станка, правка характеристик и операций с записью в истории; пробелы отображаются.</w:t>
+            </w:r>
+          </w:p>
+        </w:tc>
+      </w:tr>
+      <w:tr>
+        <w:tc>
+          <w:tcPr>
+            <w:tcW w:w="794" w:type="dxa"/>
+          </w:tcPr>
+          <w:p>
+            <w:r>
+              <w:rPr>
+                <w:sz w:val="19"/>
+                <w:lang w:val="ru-RU"/>
+              </w:rPr>
+              <w:t xml:space="preserve">ФТ-30</w:t>
+            </w:r>
+          </w:p>
+        </w:tc>
+        <w:tc>
+          <w:tcPr>
+            <w:tcW w:w="5329" w:type="dxa"/>
+          </w:tcPr>
+          <w:p>
+            <w:pPr>
+              <w:rPr>
+                <w:lang w:val="ru-RU"/>
+              </w:rPr>
+            </w:pPr>
+            <w:r>
+              <w:rPr>
+                <w:sz w:val="19"/>
+                <w:lang w:val="ru-RU"/>
+              </w:rPr>
+              <w:t xml:space="preserve">При утверждении позиции её маршрут раскладывается на операции по оборудованию: наладка и обработка (фрезерная или токарная по технологии детали) — станок позиции; резка, слесарная, финишная — оборудование, выполняющее эту операцию; контроль — рабочее место контролёра. Программирование на данном этапе не учитывается. Операции выполняются по порядку маршрута: следующая доступна после окончания предыдущей; станок не принимает следующую позицию, пока на нём операция в работе.</w:t>
+            </w:r>
+          </w:p>
+        </w:tc>
+        <w:tc>
+          <w:tcPr>
+            <w:tcW w:w="3515" w:type="dxa"/>
+          </w:tcPr>
+          <w:p>
+            <w:pPr>
+              <w:rPr>
+                <w:lang w:val="ru-RU"/>
+              </w:rPr>
+            </w:pPr>
+            <w:r>
+              <w:rPr>
+                <w:sz w:val="19"/>
+                <w:lang w:val="ru-RU"/>
+              </w:rPr>
+              <w:t xml:space="preserve">Тест: операции создаются при утверждении с верным оборудованием; операция вне порядка и вторая позиция на занятом станке отклоняются.</w:t>
+            </w:r>
+          </w:p>
+        </w:tc>
+      </w:tr>
+      <w:tr>
+        <w:tc>
+          <w:tcPr>
+            <w:tcW w:w="794" w:type="dxa"/>
+          </w:tcPr>
+          <w:p>
+            <w:r>
+              <w:rPr>
+                <w:sz w:val="19"/>
+                <w:lang w:val="ru-RU"/>
+              </w:rPr>
+              <w:t xml:space="preserve">ФТ-31</w:t>
+            </w:r>
+          </w:p>
+        </w:tc>
+        <w:tc>
+          <w:tcPr>
+            <w:tcW w:w="5329" w:type="dxa"/>
+          </w:tcPr>
+          <w:p>
+            <w:pPr>
+              <w:rPr>
+                <w:lang w:val="ru-RU"/>
+              </w:rPr>
+            </w:pPr>
+            <w:r>
+              <w:rPr>
+                <w:sz w:val="19"/>
+                <w:lang w:val="ru-RU"/>
+              </w:rPr>
+              <w:t xml:space="preserve">Каждый специалист видит в своём окне очередь своих операций (оператор — с выбором своего станка) со статусами «ожидает предыдущую операцию», «можно начинать», «в работе» и отмечает «Начал» и «Закончил»; время по умолчанию текущее и может быть уточнено. Используются общие учётные записи по специальности (оператор ЧПУ, заготовитель, слесарь, контролёр): несколько работников одной специальности работают под одной учётной записью, каждый закрывает свою позицию. Чертёж и 3D-модель позиции открываются из окна специалиста.</w:t>
+            </w:r>
+          </w:p>
+        </w:tc>
+        <w:tc>
+          <w:tcPr>
+            <w:tcW w:w="3515" w:type="dxa"/>
+          </w:tcPr>
+          <w:p>
+            <w:pPr>
+              <w:rPr>
+                <w:lang w:val="ru-RU"/>
+              </w:rPr>
+            </w:pPr>
+            <w:r>
+              <w:rPr>
+                <w:sz w:val="19"/>
+                <w:lang w:val="ru-RU"/>
+              </w:rPr>
+              <w:t xml:space="preserve">Тест: под каждой учётной записью специалиста видна только своя очередь; кнопки меняют статусы.</w:t>
+            </w:r>
+          </w:p>
+        </w:tc>
+      </w:tr>
+      <w:tr>
+        <w:tc>
+          <w:tcPr>
+            <w:tcW w:w="794" w:type="dxa"/>
+          </w:tcPr>
+          <w:p>
+            <w:r>
+              <w:rPr>
+                <w:sz w:val="19"/>
+                <w:lang w:val="ru-RU"/>
+              </w:rPr>
+              <w:t xml:space="preserve">ФТ-32</w:t>
+            </w:r>
+          </w:p>
+        </w:tc>
+        <w:tc>
+          <w:tcPr>
+            <w:tcW w:w="5329" w:type="dxa"/>
+          </w:tcPr>
+          <w:p>
+            <w:pPr>
+              <w:rPr>
+                <w:lang w:val="ru-RU"/>
+              </w:rPr>
+            </w:pPr>
+            <w:r>
+              <w:rPr>
+                <w:sz w:val="19"/>
+                <w:lang w:val="ru-RU"/>
+              </w:rPr>
+              <w:t xml:space="preserve">Заказ может быть принят файлом-списком деталей с количеством и примечаниями (нюансами) по деталям; формат списка определяется по образцу заказчика. На дату редакции не реализовано: образец списка заказчиком не предоставлен.</w:t>
+            </w:r>
+          </w:p>
+        </w:tc>
+        <w:tc>
+          <w:tcPr>
+            <w:tcW w:w="3515" w:type="dxa"/>
+          </w:tcPr>
+          <w:p>
+            <w:pPr>
+              <w:rPr>
+                <w:lang w:val="ru-RU"/>
+              </w:rPr>
+            </w:pPr>
+            <w:r>
+              <w:rPr>
+                <w:sz w:val="19"/>
+                <w:lang w:val="ru-RU"/>
+              </w:rPr>
+              <w:t xml:space="preserve">Тест по образцу заказчика (после его предоставления).</w:t>
             </w:r>
           </w:p>
         </w:tc>
@@ -4475,20 +4952,7 @@
                 <w:sz w:val="19"/>
                 <w:lang w:val="ru-RU"/>
               </w:rPr>
-              <w:t xml:space="preserve">Деталь, оборудование, материал, габариты, допуски, балл сложности, расчётное время этапов, замеры факта, </w:t>
-            </w:r>
-            <w:r>
-              <w:rPr>
-                <w:sz w:val="19"/>
-              </w:rPr>
-              <w:t>k</w:t>
-            </w:r>
-            <w:r>
-              <w:rPr>
-                <w:sz w:val="19"/>
-                <w:lang w:val="ru-RU"/>
-              </w:rPr>
-              <w:t xml:space="preserve"> по группам этапов, способ счёта этапа (штука / партия / разово)</w:t>
+              <w:t xml:space="preserve">Деталь, оборудование, материал, габариты, допуски, балл сложности, технология обработки, расчётное время этапов, замеры факта, k по группам этапов, способ счёта этапа (штука / партия / разово), файлы STEP и PDF детали</w:t>
             </w:r>
           </w:p>
         </w:tc>
@@ -4547,20 +5011,7 @@
                 <w:sz w:val="19"/>
                 <w:lang w:val="ru-RU"/>
               </w:rPr>
-              <w:t xml:space="preserve">Модель, вид, габариты рабочей зоны, стойка, точность, мощность, рабочий график, график ТО (в </w:t>
-            </w:r>
-            <w:r>
-              <w:rPr>
-                <w:sz w:val="19"/>
-              </w:rPr>
-              <w:t>MVP</w:t>
-            </w:r>
-            <w:r>
-              <w:rPr>
-                <w:sz w:val="19"/>
-                <w:lang w:val="ru-RU"/>
-              </w:rPr>
-              <w:t xml:space="preserve"> не используется)</w:t>
+              <w:t xml:space="preserve">Модель, вид, ЧПУ, габариты рабочей зоны, технология, стойка, точность, мощность, число осей, обороты шпинделя, магазин инструментов, максимальная масса заготовки, размер стола, инвентарный номер, рабочий график, выполняемые операции, график ТО (в MVP не используется)</w:t>
             </w:r>
           </w:p>
         </w:tc>
@@ -4660,7 +5111,7 @@
                 <w:sz w:val="19"/>
                 <w:lang w:val="ru-RU"/>
               </w:rPr>
-              <w:t>Партия, группа этапов, момент окончания, кто внёс, длительность в рабочих часах</w:t>
+              <w:t xml:space="preserve">Операция позиции: начал / закончил (момент, учётная запись), длительность в рабочих часах; факт группы этапов: партия, группа, момент окончания, длительность</w:t>
             </w:r>
           </w:p>
         </w:tc>
@@ -4672,8 +5123,9 @@
             <w:r>
               <w:rPr>
                 <w:sz w:val="19"/>
-              </w:rPr>
-              <w:t>Тест ФТ-20, ФТ-21</w:t>
+                <w:lang w:val="ru-RU"/>
+              </w:rPr>
+              <w:t xml:space="preserve">Тест ФТ-20, ФТ-21, ФТ-31</w:t>
             </w:r>
           </w:p>
         </w:tc>
@@ -4754,20 +5206,7 @@
                 <w:sz w:val="19"/>
                 <w:lang w:val="ru-RU"/>
               </w:rPr>
-              <w:t xml:space="preserve">Учётная запись и роль; данные операторов (квалификация, допуски, график, отсутствия) в </w:t>
-            </w:r>
-            <w:r>
-              <w:rPr>
-                <w:sz w:val="19"/>
-              </w:rPr>
-              <w:t>MVP</w:t>
-            </w:r>
-            <w:r>
-              <w:rPr>
-                <w:sz w:val="19"/>
-                <w:lang w:val="ru-RU"/>
-              </w:rPr>
-              <w:t xml:space="preserve"> не хранятся</w:t>
+              <w:t xml:space="preserve">Учётная запись и роль; общие учётные записи специалистов (оператор ЧПУ, заготовитель, слесарь, контролёр); данные операторов (квалификация, допуски, график, отсутствия) в MVP не хранятся</w:t>
             </w:r>
           </w:p>
         </w:tc>
@@ -4781,6 +5220,55 @@
                 <w:sz w:val="19"/>
               </w:rPr>
               <w:t>—</w:t>
+            </w:r>
+          </w:p>
+        </w:tc>
+      </w:tr>
+      <w:tr>
+        <w:tc>
+          <w:tcPr>
+            <w:tcW w:w="2041" w:type="dxa"/>
+          </w:tcPr>
+          <w:p>
+            <w:r>
+              <w:rPr>
+                <w:sz w:val="19"/>
+                <w:lang w:val="ru-RU"/>
+              </w:rPr>
+              <w:t xml:space="preserve">Д-10 Операция позиции</w:t>
+            </w:r>
+          </w:p>
+        </w:tc>
+        <w:tc>
+          <w:tcPr>
+            <w:tcW w:w="5329" w:type="dxa"/>
+          </w:tcPr>
+          <w:p>
+            <w:pPr>
+              <w:rPr>
+                <w:lang w:val="ru-RU"/>
+              </w:rPr>
+            </w:pPr>
+            <w:r>
+              <w:rPr>
+                <w:sz w:val="19"/>
+                <w:lang w:val="ru-RU"/>
+              </w:rPr>
+              <w:t xml:space="preserve">Позиция, номер по маршруту, операция, оборудование, плановое время, статус, начал / закончил, длительность</w:t>
+            </w:r>
+          </w:p>
+        </w:tc>
+        <w:tc>
+          <w:tcPr>
+            <w:tcW w:w="2268" w:type="dxa"/>
+          </w:tcPr>
+          <w:p>
+            <w:r>
+              <w:rPr>
+                <w:sz w:val="19"/>
+                <w:lang w:val="ru-RU"/>
+              </w:rPr>
+              <w:t xml:space="preserve">Тест ФТ-30, ФТ-31</w:t>
             </w:r>
           </w:p>
         </w:tc>
@@ -6104,8 +6592,9 @@
             <w:r>
               <w:rPr>
                 <w:sz w:val="19"/>
-              </w:rPr>
-              <w:t>Факт: станочная группа (кнопка)</w:t>
+                <w:lang w:val="ru-RU"/>
+              </w:rPr>
+              <w:t xml:space="preserve">Операции на станках с ЧПУ (наладка, обработка): «Начал» / «Закончил»</w:t>
             </w:r>
           </w:p>
         </w:tc>
@@ -6204,7 +6693,7 @@
                 <w:sz w:val="19"/>
                 <w:lang w:val="ru-RU"/>
               </w:rPr>
-              <w:t>Факт: слесарно-финишная и контроль</w:t>
+              <w:t xml:space="preserve">Резка, слесарная, финишная, контроль: «Начал» / «Закончил» (выполняют специалисты, п. 4.5.1)</w:t>
             </w:r>
           </w:p>
         </w:tc>
@@ -6681,8 +7170,9 @@
             <w:r>
               <w:rPr>
                 <w:sz w:val="19"/>
-              </w:rPr>
-              <w:t>видит</w:t>
+                <w:lang w:val="ru-RU"/>
+              </w:rPr>
+              <w:t xml:space="preserve">вносит оборудование, видит параметры</w:t>
             </w:r>
           </w:p>
         </w:tc>
@@ -6787,8 +7277,9 @@
             <w:r>
               <w:rPr>
                 <w:sz w:val="19"/>
-              </w:rPr>
-              <w:t>получает</w:t>
+                <w:lang w:val="ru-RU"/>
+              </w:rPr>
+              <w:t xml:space="preserve">получает</w:t>
             </w:r>
           </w:p>
         </w:tc>
@@ -6800,8 +7291,9 @@
             <w:r>
               <w:rPr>
                 <w:sz w:val="19"/>
-              </w:rPr>
-              <w:t>—</w:t>
+                <w:lang w:val="ru-RU"/>
+              </w:rPr>
+              <w:t xml:space="preserve">получает</w:t>
             </w:r>
           </w:p>
         </w:tc>
@@ -6967,6 +7459,314 @@
         <w:t xml:space="preserve"> не регламентируется.</w:t>
       </w:r>
     </w:p>
+    <w:p>
+      <w:pPr>
+        <w:pStyle w:val="21"/>
+      </w:pPr>
+      <w:r>
+        <w:t xml:space="preserve">4.5.1. Специалисты участка</w:t>
+      </w:r>
+    </w:p>
+    <w:p>
+      <w:pPr>
+        <w:spacing w:after="80"/>
+        <w:rPr>
+          <w:lang w:val="ru-RU"/>
+        </w:rPr>
+      </w:pPr>
+      <w:r>
+        <w:rPr>
+          <w:lang w:val="ru-RU"/>
+        </w:rPr>
+        <w:t xml:space="preserve">Операции отмечают специалисты под общими учётными записями по специальности; другие действия таблицы п. 4.5 им недоступны (кроме уведомлений).</w:t>
+      </w:r>
+    </w:p>
+    <w:tbl>
+      <w:tblPr>
+        <w:tblStyle w:val="aff0"/>
+        <w:tblW w:w="0" w:type="auto"/>
+        <w:tblLayout w:type="fixed"/>
+        <w:tblLook w:val="04A0" w:firstRow="1" w:lastRow="0" w:firstColumn="1" w:lastColumn="0" w:noHBand="0" w:noVBand="1"/>
+      </w:tblPr>
+      <w:tblGrid>
+        <w:gridCol w:w="2268"/>
+        <w:gridCol w:w="5102"/>
+        <w:gridCol w:w="2268"/>
+      </w:tblGrid>
+      <w:tr>
+        <w:trPr>
+          <w:tblHeader/>
+        </w:trPr>
+        <w:tc>
+          <w:tcPr>
+            <w:tcW w:w="2268" w:type="dxa"/>
+            <w:shd w:val="clear" w:color="auto" w:fill="DCE6F1"/>
+          </w:tcPr>
+          <w:p>
+            <w:r>
+              <w:rPr>
+                <w:b/>
+                <w:sz w:val="19"/>
+                <w:lang w:val="ru-RU"/>
+              </w:rPr>
+              <w:t xml:space="preserve">Учётная запись</w:t>
+            </w:r>
+          </w:p>
+        </w:tc>
+        <w:tc>
+          <w:tcPr>
+            <w:tcW w:w="5102" w:type="dxa"/>
+            <w:shd w:val="clear" w:color="auto" w:fill="DCE6F1"/>
+          </w:tcPr>
+          <w:p>
+            <w:r>
+              <w:rPr>
+                <w:b/>
+                <w:sz w:val="19"/>
+                <w:lang w:val="ru-RU"/>
+              </w:rPr>
+              <w:t xml:space="preserve">Операции («Начал» / «Закончил»)</w:t>
+            </w:r>
+          </w:p>
+        </w:tc>
+        <w:tc>
+          <w:tcPr>
+            <w:tcW w:w="2268" w:type="dxa"/>
+            <w:shd w:val="clear" w:color="auto" w:fill="DCE6F1"/>
+          </w:tcPr>
+          <w:p>
+            <w:r>
+              <w:rPr>
+                <w:b/>
+                <w:sz w:val="19"/>
+                <w:lang w:val="ru-RU"/>
+              </w:rPr>
+              <w:t xml:space="preserve">Уведомления</w:t>
+            </w:r>
+          </w:p>
+        </w:tc>
+      </w:tr>
+      <w:tr>
+        <w:tc>
+          <w:tcPr>
+            <w:tcW w:w="2268" w:type="dxa"/>
+          </w:tcPr>
+          <w:p>
+            <w:r>
+              <w:rPr>
+                <w:sz w:val="19"/>
+                <w:lang w:val="ru-RU"/>
+              </w:rPr>
+              <w:t xml:space="preserve">Оператор ЧПУ</w:t>
+            </w:r>
+          </w:p>
+        </w:tc>
+        <w:tc>
+          <w:tcPr>
+            <w:tcW w:w="5102" w:type="dxa"/>
+          </w:tcPr>
+          <w:p>
+            <w:r>
+              <w:rPr>
+                <w:sz w:val="19"/>
+                <w:lang w:val="ru-RU"/>
+              </w:rPr>
+              <w:t xml:space="preserve">наладка, фрезерная, токарная — на станках с ЧПУ (выбор своего станка)</w:t>
+            </w:r>
+          </w:p>
+        </w:tc>
+        <w:tc>
+          <w:tcPr>
+            <w:tcW w:w="2268" w:type="dxa"/>
+          </w:tcPr>
+          <w:p>
+            <w:r>
+              <w:rPr>
+                <w:sz w:val="19"/>
+                <w:lang w:val="ru-RU"/>
+              </w:rPr>
+              <w:t xml:space="preserve">«можно начинать»</w:t>
+            </w:r>
+          </w:p>
+        </w:tc>
+      </w:tr>
+      <w:tr>
+        <w:tc>
+          <w:tcPr>
+            <w:tcW w:w="2268" w:type="dxa"/>
+          </w:tcPr>
+          <w:p>
+            <w:r>
+              <w:rPr>
+                <w:sz w:val="19"/>
+                <w:lang w:val="ru-RU"/>
+              </w:rPr>
+              <w:t xml:space="preserve">Заготовитель</w:t>
+            </w:r>
+          </w:p>
+        </w:tc>
+        <w:tc>
+          <w:tcPr>
+            <w:tcW w:w="5102" w:type="dxa"/>
+          </w:tcPr>
+          <w:p>
+            <w:r>
+              <w:rPr>
+                <w:sz w:val="19"/>
+                <w:lang w:val="ru-RU"/>
+              </w:rPr>
+              <w:t xml:space="preserve">резка заготовки (Holzmann BS275TOP)</w:t>
+            </w:r>
+          </w:p>
+        </w:tc>
+        <w:tc>
+          <w:tcPr>
+            <w:tcW w:w="2268" w:type="dxa"/>
+          </w:tcPr>
+          <w:p>
+            <w:r>
+              <w:rPr>
+                <w:sz w:val="19"/>
+                <w:lang w:val="ru-RU"/>
+              </w:rPr>
+              <w:t xml:space="preserve">«можно начинать»</w:t>
+            </w:r>
+          </w:p>
+        </w:tc>
+      </w:tr>
+      <w:tr>
+        <w:tc>
+          <w:tcPr>
+            <w:tcW w:w="2268" w:type="dxa"/>
+          </w:tcPr>
+          <w:p>
+            <w:r>
+              <w:rPr>
+                <w:sz w:val="19"/>
+                <w:lang w:val="ru-RU"/>
+              </w:rPr>
+              <w:t xml:space="preserve">Слесарь</w:t>
+            </w:r>
+          </w:p>
+        </w:tc>
+        <w:tc>
+          <w:tcPr>
+            <w:tcW w:w="5102" w:type="dxa"/>
+          </w:tcPr>
+          <w:p>
+            <w:r>
+              <w:rPr>
+                <w:sz w:val="19"/>
+                <w:lang w:val="ru-RU"/>
+              </w:rPr>
+              <w:t xml:space="preserve">слесарная, финишная (AKB 1000 PRO)</w:t>
+            </w:r>
+          </w:p>
+        </w:tc>
+        <w:tc>
+          <w:tcPr>
+            <w:tcW w:w="2268" w:type="dxa"/>
+          </w:tcPr>
+          <w:p>
+            <w:r>
+              <w:rPr>
+                <w:sz w:val="19"/>
+                <w:lang w:val="ru-RU"/>
+              </w:rPr>
+              <w:t xml:space="preserve">«можно начинать»</w:t>
+            </w:r>
+          </w:p>
+        </w:tc>
+      </w:tr>
+      <w:tr>
+        <w:tc>
+          <w:tcPr>
+            <w:tcW w:w="2268" w:type="dxa"/>
+          </w:tcPr>
+          <w:p>
+            <w:r>
+              <w:rPr>
+                <w:sz w:val="19"/>
+                <w:lang w:val="ru-RU"/>
+              </w:rPr>
+              <w:t xml:space="preserve">Контролёр</w:t>
+            </w:r>
+          </w:p>
+        </w:tc>
+        <w:tc>
+          <w:tcPr>
+            <w:tcW w:w="5102" w:type="dxa"/>
+          </w:tcPr>
+          <w:p>
+            <w:r>
+              <w:rPr>
+                <w:sz w:val="19"/>
+                <w:lang w:val="ru-RU"/>
+              </w:rPr>
+              <w:t xml:space="preserve">внутренний контроль (рабочее место)</w:t>
+            </w:r>
+          </w:p>
+        </w:tc>
+        <w:tc>
+          <w:tcPr>
+            <w:tcW w:w="2268" w:type="dxa"/>
+          </w:tcPr>
+          <w:p>
+            <w:r>
+              <w:rPr>
+                <w:sz w:val="19"/>
+                <w:lang w:val="ru-RU"/>
+              </w:rPr>
+              <w:t xml:space="preserve">«можно начинать»</w:t>
+            </w:r>
+          </w:p>
+        </w:tc>
+      </w:tr>
+      <w:tr>
+        <w:tc>
+          <w:tcPr>
+            <w:tcW w:w="2268" w:type="dxa"/>
+          </w:tcPr>
+          <w:p>
+            <w:r>
+              <w:rPr>
+                <w:sz w:val="19"/>
+                <w:lang w:val="ru-RU"/>
+              </w:rPr>
+              <w:t xml:space="preserve">Мастер</w:t>
+            </w:r>
+          </w:p>
+        </w:tc>
+        <w:tc>
+          <w:tcPr>
+            <w:tcW w:w="5102" w:type="dxa"/>
+          </w:tcPr>
+          <w:p>
+            <w:r>
+              <w:rPr>
+                <w:sz w:val="19"/>
+                <w:lang w:val="ru-RU"/>
+              </w:rPr>
+              <w:t xml:space="preserve">любая операция (за специалиста)</w:t>
+            </w:r>
+          </w:p>
+        </w:tc>
+        <w:tc>
+          <w:tcPr>
+            <w:tcW w:w="2268" w:type="dxa"/>
+          </w:tcPr>
+          <w:p>
+            <w:r>
+              <w:rPr>
+                <w:sz w:val="19"/>
+                <w:lang w:val="ru-RU"/>
+              </w:rPr>
+              <w:t xml:space="preserve">все выполненные операции</w:t>
+            </w:r>
+          </w:p>
+        </w:tc>
+      </w:tr>
+    </w:tbl>
     <w:p>
       <w:pPr>
         <w:pStyle w:val="21"/>
@@ -7721,20 +8521,7 @@
                 <w:sz w:val="19"/>
                 <w:lang w:val="ru-RU"/>
               </w:rPr>
-              <w:t xml:space="preserve">В </w:t>
-            </w:r>
-            <w:r>
-              <w:rPr>
-                <w:sz w:val="19"/>
-              </w:rPr>
-              <w:t>MVP</w:t>
-            </w:r>
-            <w:r>
-              <w:rPr>
-                <w:sz w:val="19"/>
-                <w:lang w:val="ru-RU"/>
-              </w:rPr>
-              <w:t xml:space="preserve"> не обрабатывается: ситуацию разбирает технолог (решение заказчика)</w:t>
+              <w:t xml:space="preserve">Отметка раньше окончания предыдущей операции или раньше начала не принимается; ошибочный нулевой замер в k не учитывается; повторная отметка невозможна (операция уже начата / выполнена)</w:t>
             </w:r>
           </w:p>
         </w:tc>
@@ -7746,8 +8533,9 @@
             <w:r>
               <w:rPr>
                 <w:sz w:val="19"/>
-              </w:rPr>
-              <w:t>—</w:t>
+                <w:lang w:val="ru-RU"/>
+              </w:rPr>
+              <w:t xml:space="preserve">Тест ФТ-30</w:t>
             </w:r>
           </w:p>
         </w:tc>
@@ -7800,20 +8588,7 @@
                 <w:sz w:val="19"/>
                 <w:lang w:val="ru-RU"/>
               </w:rPr>
-              <w:t xml:space="preserve">В </w:t>
-            </w:r>
-            <w:r>
-              <w:rPr>
-                <w:sz w:val="19"/>
-              </w:rPr>
-              <w:t>MVP</w:t>
-            </w:r>
-            <w:r>
-              <w:rPr>
-                <w:sz w:val="19"/>
-                <w:lang w:val="ru-RU"/>
-              </w:rPr>
-              <w:t xml:space="preserve"> не обрабатывается: ситуацию разбирает технолог (решение заказчика)</w:t>
+              <w:t xml:space="preserve">Операции создаются только для утверждённых позиций: отметка по неутверждённой позиции невозможна</w:t>
             </w:r>
           </w:p>
         </w:tc>
@@ -7825,8 +8600,9 @@
             <w:r>
               <w:rPr>
                 <w:sz w:val="19"/>
-              </w:rPr>
-              <w:t>—</w:t>
+                <w:lang w:val="ru-RU"/>
+              </w:rPr>
+              <w:t xml:space="preserve">Тест ФТ-30</w:t>
             </w:r>
           </w:p>
         </w:tc>
@@ -7999,20 +8775,7 @@
                 <w:sz w:val="19"/>
                 <w:lang w:val="ru-RU"/>
               </w:rPr>
-              <w:t xml:space="preserve">В </w:t>
-            </w:r>
-            <w:r>
-              <w:rPr>
-                <w:sz w:val="19"/>
-              </w:rPr>
-              <w:t>MVP</w:t>
-            </w:r>
-            <w:r>
-              <w:rPr>
-                <w:sz w:val="19"/>
-                <w:lang w:val="ru-RU"/>
-              </w:rPr>
-              <w:t xml:space="preserve"> не обрабатывается: ситуацию разбирает технолог (решение заказчика)</w:t>
+              <w:t xml:space="preserve">Операции открываются только по порядку маршрута: пропуск и отметка вне порядка невозможны</w:t>
             </w:r>
           </w:p>
         </w:tc>
@@ -8024,8 +8787,9 @@
             <w:r>
               <w:rPr>
                 <w:sz w:val="19"/>
-              </w:rPr>
-              <w:t>—</w:t>
+                <w:lang w:val="ru-RU"/>
+              </w:rPr>
+              <w:t xml:space="preserve">Тест ФТ-30</w:t>
             </w:r>
           </w:p>
         </w:tc>
@@ -9025,6 +9789,251 @@
                 <w:sz w:val="19"/>
               </w:rPr>
               <w:t>1, 4.4, 5, 6, 8, 9</w:t>
+            </w:r>
+          </w:p>
+        </w:tc>
+      </w:tr>
+      <w:tr>
+        <w:tc>
+          <w:tcPr>
+            <w:tcW w:w="567" w:type="dxa"/>
+          </w:tcPr>
+          <w:p>
+            <w:r>
+              <w:rPr>
+                <w:sz w:val="19"/>
+                <w:lang w:val="ru-RU"/>
+              </w:rPr>
+              <w:t xml:space="preserve">11</w:t>
+            </w:r>
+          </w:p>
+        </w:tc>
+        <w:tc>
+          <w:tcPr>
+            <w:tcW w:w="7370" w:type="dxa"/>
+          </w:tcPr>
+          <w:p>
+            <w:pPr>
+              <w:rPr>
+                <w:lang w:val="ru-RU"/>
+              </w:rPr>
+            </w:pPr>
+            <w:r>
+              <w:rPr>
+                <w:sz w:val="19"/>
+                <w:lang w:val="ru-RU"/>
+              </w:rPr>
+              <w:t xml:space="preserve">Правила оценки балла сложности и коэффициенты обрабатываемости материалов — исходные допущения; уточняются коэффициентом k по факту</w:t>
+            </w:r>
+          </w:p>
+        </w:tc>
+        <w:tc>
+          <w:tcPr>
+            <w:tcW w:w="1701" w:type="dxa"/>
+          </w:tcPr>
+          <w:p>
+            <w:r>
+              <w:rPr>
+                <w:sz w:val="19"/>
+                <w:lang w:val="ru-RU"/>
+              </w:rPr>
+              <w:t xml:space="preserve">ФТ-06, ФТ-11</w:t>
+            </w:r>
+          </w:p>
+        </w:tc>
+      </w:tr>
+      <w:tr>
+        <w:tc>
+          <w:tcPr>
+            <w:tcW w:w="567" w:type="dxa"/>
+          </w:tcPr>
+          <w:p>
+            <w:r>
+              <w:rPr>
+                <w:sz w:val="19"/>
+                <w:lang w:val="ru-RU"/>
+              </w:rPr>
+              <w:t xml:space="preserve">12</w:t>
+            </w:r>
+          </w:p>
+        </w:tc>
+        <w:tc>
+          <w:tcPr>
+            <w:tcW w:w="7370" w:type="dxa"/>
+          </w:tcPr>
+          <w:p>
+            <w:pPr>
+              <w:rPr>
+                <w:lang w:val="ru-RU"/>
+              </w:rPr>
+            </w:pPr>
+            <w:r>
+              <w:rPr>
+                <w:sz w:val="19"/>
+                <w:lang w:val="ru-RU"/>
+              </w:rPr>
+              <w:t xml:space="preserve">Основной станок технологии: фрезерная — Haas VF-2, токарная — Haas ST-20Y</w:t>
+            </w:r>
+          </w:p>
+        </w:tc>
+        <w:tc>
+          <w:tcPr>
+            <w:tcW w:w="1701" w:type="dxa"/>
+          </w:tcPr>
+          <w:p>
+            <w:r>
+              <w:rPr>
+                <w:sz w:val="19"/>
+                <w:lang w:val="ru-RU"/>
+              </w:rPr>
+              <w:t xml:space="preserve">ФТ-10</w:t>
+            </w:r>
+          </w:p>
+        </w:tc>
+      </w:tr>
+      <w:tr>
+        <w:tc>
+          <w:tcPr>
+            <w:tcW w:w="567" w:type="dxa"/>
+          </w:tcPr>
+          <w:p>
+            <w:r>
+              <w:rPr>
+                <w:sz w:val="19"/>
+                <w:lang w:val="ru-RU"/>
+              </w:rPr>
+              <w:t xml:space="preserve">13</w:t>
+            </w:r>
+          </w:p>
+        </w:tc>
+        <w:tc>
+          <w:tcPr>
+            <w:tcW w:w="7370" w:type="dxa"/>
+          </w:tcPr>
+          <w:p>
+            <w:pPr>
+              <w:rPr>
+                <w:lang w:val="ru-RU"/>
+              </w:rPr>
+            </w:pPr>
+            <w:r>
+              <w:rPr>
+                <w:sz w:val="19"/>
+                <w:lang w:val="ru-RU"/>
+              </w:rPr>
+              <w:t xml:space="preserve">Демонстрационный журнал (DEMO-01…DEMO-09) используется до загрузки реального журнала; файлов у демо-деталей нет</w:t>
+            </w:r>
+          </w:p>
+        </w:tc>
+        <w:tc>
+          <w:tcPr>
+            <w:tcW w:w="1701" w:type="dxa"/>
+          </w:tcPr>
+          <w:p>
+            <w:r>
+              <w:rPr>
+                <w:sz w:val="19"/>
+                <w:lang w:val="ru-RU"/>
+              </w:rPr>
+              <w:t xml:space="preserve">ФТ-25, ФТ-28</w:t>
+            </w:r>
+          </w:p>
+        </w:tc>
+      </w:tr>
+      <w:tr>
+        <w:tc>
+          <w:tcPr>
+            <w:tcW w:w="567" w:type="dxa"/>
+          </w:tcPr>
+          <w:p>
+            <w:r>
+              <w:rPr>
+                <w:sz w:val="19"/>
+                <w:lang w:val="ru-RU"/>
+              </w:rPr>
+              <w:t xml:space="preserve">14</w:t>
+            </w:r>
+          </w:p>
+        </w:tc>
+        <w:tc>
+          <w:tcPr>
+            <w:tcW w:w="7370" w:type="dxa"/>
+          </w:tcPr>
+          <w:p>
+            <w:pPr>
+              <w:rPr>
+                <w:lang w:val="ru-RU"/>
+              </w:rPr>
+            </w:pPr>
+            <w:r>
+              <w:rPr>
+                <w:sz w:val="19"/>
+                <w:lang w:val="ru-RU"/>
+              </w:rPr>
+              <w:t xml:space="preserve">3D-просмотр STEP выполняется библиотеками в составе системы (occt-import-js, three.js), без внешних соединений</w:t>
+            </w:r>
+          </w:p>
+        </w:tc>
+        <w:tc>
+          <w:tcPr>
+            <w:tcW w:w="1701" w:type="dxa"/>
+          </w:tcPr>
+          <w:p>
+            <w:r>
+              <w:rPr>
+                <w:sz w:val="19"/>
+                <w:lang w:val="ru-RU"/>
+              </w:rPr>
+              <w:t xml:space="preserve">ФТ-28, НФТ-01</w:t>
+            </w:r>
+          </w:p>
+        </w:tc>
+      </w:tr>
+      <w:tr>
+        <w:tc>
+          <w:tcPr>
+            <w:tcW w:w="567" w:type="dxa"/>
+          </w:tcPr>
+          <w:p>
+            <w:r>
+              <w:rPr>
+                <w:sz w:val="19"/>
+                <w:lang w:val="ru-RU"/>
+              </w:rPr>
+              <w:t xml:space="preserve">15</w:t>
+            </w:r>
+          </w:p>
+        </w:tc>
+        <w:tc>
+          <w:tcPr>
+            <w:tcW w:w="7370" w:type="dxa"/>
+          </w:tcPr>
+          <w:p>
+            <w:pPr>
+              <w:rPr>
+                <w:lang w:val="ru-RU"/>
+              </w:rPr>
+            </w:pPr>
+            <w:r>
+              <w:rPr>
+                <w:sz w:val="19"/>
+                <w:lang w:val="ru-RU"/>
+              </w:rPr>
+              <w:t xml:space="preserve">Права: оборудование вносят IT и технолог; операции отмечают специалисты под общими учётными записями</w:t>
+            </w:r>
+          </w:p>
+        </w:tc>
+        <w:tc>
+          <w:tcPr>
+            <w:tcW w:w="1701" w:type="dxa"/>
+          </w:tcPr>
+          <w:p>
+            <w:r>
+              <w:rPr>
+                <w:sz w:val="19"/>
+                <w:lang w:val="ru-RU"/>
+              </w:rPr>
+              <w:t xml:space="preserve">4.5, ФТ-29, ФТ-31</w:t>
             </w:r>
           </w:p>
         </w:tc>
